--- a/rapports/16_02_2026/Autres/coh_ALASSANE NDOYE DIALLO_133202030007.docx
+++ b/rapports/16_02_2026/Autres/coh_ALASSANE NDOYE DIALLO_133202030007.docx
@@ -25,7 +25,7 @@
         <w:br/>
         <w:t>Grappe: 133202030007</w:t>
         <w:br/>
-        <w:t>Date: 16/02/2026 a 12:41</w:t>
+        <w:t>Date: 16/02/2026 a 12:58</w:t>
       </w:r>
     </w:p>
     <w:p/>

--- a/rapports/16_02_2026/Autres/coh_ALASSANE NDOYE DIALLO_133202030007.docx
+++ b/rapports/16_02_2026/Autres/coh_ALASSANE NDOYE DIALLO_133202030007.docx
@@ -25,7 +25,7 @@
         <w:br/>
         <w:t>Grappe: 133202030007</w:t>
         <w:br/>
-        <w:t>Date: 16/02/2026 a 12:58</w:t>
+        <w:t>Date: 16/02/2026 a 13:05</w:t>
       </w:r>
     </w:p>
     <w:p/>
